--- a/Files/04 - Bamidbar/03 - Behaloscha/5783/Behaloscha 5783.docx
+++ b/Files/04 - Bamidbar/03 - Behaloscha/5783/Behaloscha 5783.docx
@@ -1087,7 +1087,7 @@
         <w:rPr>
           <w:rFonts w:ascii="Times New Roman" w:hAnsi="Times New Roman" w:cs="Times New Roman"/>
         </w:rPr>
-        <w:t xml:space="preserve"> asked</w:t>
+        <w:t xml:space="preserve"> asked </w:t>
       </w:r>
       <w:r>
         <w:rPr>
@@ -1898,7 +1898,7 @@
           <w:rFonts w:ascii="Times New Roman" w:hAnsi="Times New Roman" w:cs="Times New Roman" w:hint="cs"/>
           <w:rtl/>
         </w:rPr>
-        <w:t>עקיבא</w:t>
+        <w:t xml:space="preserve">עקיבא </w:t>
       </w:r>
       <w:r>
         <w:rPr>

--- a/Files/04 - Bamidbar/03 - Behaloscha/5783/Behaloscha 5783.docx
+++ b/Files/04 - Bamidbar/03 - Behaloscha/5783/Behaloscha 5783.docx
@@ -899,7 +899,7 @@
         <w:rPr>
           <w:rFonts w:ascii="Times New Roman" w:hAnsi="Times New Roman" w:cs="Times New Roman"/>
         </w:rPr>
-        <w:t xml:space="preserve"> Ahron Soloveitchik</w:t>
+        <w:t xml:space="preserve"> Ahron Soloveichik</w:t>
       </w:r>
       <w:r>
         <w:rPr>
@@ -919,7 +919,7 @@
           <w:rFonts w:ascii="Times New Roman" w:hAnsi="Times New Roman" w:cs="Times New Roman"/>
           <w:rtl/>
         </w:rPr>
-        <w:t>"</w:t>
+        <w:t>״</w:t>
       </w:r>
       <w:r>
         <w:rPr>
